--- a/Casita Internship Report Final.docx
+++ b/Casita Internship Report Final.docx
@@ -170,7 +170,7 @@
           </mc:Choice>
           <mc:Fallback>
             <w:pict>
-              <v:shape w14:anchorId="4FCCBDE1" id="Graphic 1" o:spid="_x0000_s1026" style="position:absolute;margin-left:24pt;margin-top:24pt;width:564.15pt;height:744pt;z-index:-16919552;visibility:visible;mso-wrap-style:square;mso-wrap-distance-left:0;mso-wrap-distance-top:0;mso-wrap-distance-right:0;mso-wrap-distance-bottom:0;mso-position-horizontal:absolute;mso-position-horizontal-relative:page;mso-position-vertical:absolute;mso-position-vertical-relative:page;v-text-anchor:top" coordsize="7164705,9448800" o:gfxdata="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" path="m7164311,18288r-1511,l7162800,6096r,-6084l7156704,12r,6084l7156691,18288r-10655,l7146036,9432049r10655,l7156691,9442704r-7150608,l6083,9432049r12192,l18275,18288r-12192,l6083,6096r7150608,l7156691,,,,,6096,,18288,,9432049r,10655l,9448800r7156691,l7162800,9448800r,-6096l7162800,9432049r1511,l7164311,18288xe" fillcolor="black" stroked="f">
+              <v:shape w14:anchorId="0902CE9F" id="Graphic 1" o:spid="_x0000_s1026" style="position:absolute;margin-left:24pt;margin-top:24pt;width:564.15pt;height:744pt;z-index:-16919552;visibility:visible;mso-wrap-style:square;mso-wrap-distance-left:0;mso-wrap-distance-top:0;mso-wrap-distance-right:0;mso-wrap-distance-bottom:0;mso-position-horizontal:absolute;mso-position-horizontal-relative:page;mso-position-vertical:absolute;mso-position-vertical-relative:page;v-text-anchor:top" coordsize="7164705,9448800" o:gfxdata="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" path="m7164311,18288r-1511,l7162800,6096r,-6084l7156704,12r,6084l7156691,18288r-10655,l7146036,9432049r10655,l7156691,9442704r-7150608,l6083,9432049r12192,l18275,18288r-12192,l6083,6096r7150608,l7156691,,,,,6096,,18288,,9432049r,10655l,9448800r7156691,l7162800,9448800r,-6096l7162800,9432049r1511,l7164311,18288xe" fillcolor="black" stroked="f">
                 <v:path arrowok="t"/>
                 <w10:wrap anchorx="page" anchory="page"/>
               </v:shape>
@@ -620,6 +620,70 @@
           <w:sz w:val="29"/>
         </w:rPr>
         <w:t>)</w:t>
+      </w:r>
+    </w:p>
+    <w:p>
+      <w:pPr>
+        <w:tabs>
+          <w:tab w:val="left" w:pos="2560"/>
+        </w:tabs>
+        <w:rPr>
+          <w:b/>
+        </w:rPr>
+      </w:pPr>
+      <w:r>
+        <w:rPr>
+          <w:b/>
+        </w:rPr>
+        <w:lastRenderedPageBreak/>
+        <w:t>Letter of Intent from Casita Living LLP</w:t>
+      </w:r>
+    </w:p>
+    <w:p>
+      <w:pPr>
+        <w:tabs>
+          <w:tab w:val="left" w:pos="2560"/>
+        </w:tabs>
+        <w:rPr>
+          <w:b/>
+        </w:rPr>
+      </w:pPr>
+      <w:r>
+        <w:drawing>
+          <wp:inline distT="0" distB="0" distL="0" distR="0" wp14:anchorId="045EE508" wp14:editId="478521A6">
+            <wp:extent cx="5715000" cy="8077840"/>
+            <wp:effectExtent l="0" t="0" r="0" b="0"/>
+            <wp:docPr id="1731869132" name="Picture 1731869132"/>
+            <wp:cNvGraphicFramePr>
+              <a:graphicFrameLocks xmlns:a="http://schemas.openxmlformats.org/drawingml/2006/main" noChangeAspect="1"/>
+            </wp:cNvGraphicFramePr>
+            <a:graphic xmlns:a="http://schemas.openxmlformats.org/drawingml/2006/main">
+              <a:graphicData uri="http://schemas.openxmlformats.org/drawingml/2006/picture">
+                <pic:pic xmlns:pic="http://schemas.openxmlformats.org/drawingml/2006/picture">
+                  <pic:nvPicPr>
+                    <pic:cNvPr id="0" name="loi_1.jpg"/>
+                    <pic:cNvPicPr/>
+                  </pic:nvPicPr>
+                  <pic:blipFill>
+                    <a:blip r:embed="rId9"/>
+                    <a:stretch>
+                      <a:fillRect/>
+                    </a:stretch>
+                  </pic:blipFill>
+                  <pic:spPr>
+                    <a:xfrm>
+                      <a:off x="0" y="0"/>
+                      <a:ext cx="5715000" cy="8077840"/>
+                    </a:xfrm>
+                    <a:prstGeom prst="rect">
+                      <a:avLst/>
+                    </a:prstGeom>
+                  </pic:spPr>
+                </pic:pic>
+              </a:graphicData>
+            </a:graphic>
+          </wp:inline>
+        </w:drawing>
       </w:r>
     </w:p>
     <w:p>
@@ -781,7 +845,7 @@
           </mc:Choice>
           <mc:Fallback>
             <w:pict>
-              <v:shape w14:anchorId="58B3A030" id="Graphic 6" o:spid="_x0000_s1026" style="position:absolute;margin-left:24pt;margin-top:24pt;width:564.15pt;height:744.15pt;z-index:-16917504;visibility:visible;mso-wrap-style:square;mso-wrap-distance-left:0;mso-wrap-distance-top:0;mso-wrap-distance-right:0;mso-wrap-distance-bottom:0;mso-position-horizontal:absolute;mso-position-horizontal-relative:page;mso-position-vertical:absolute;mso-position-vertical-relative:page;v-text-anchor:top" coordsize="7164705,9450705" o:gfxdata="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" path="m7164311,r-7620,l7156691,18288r,9413748l7146023,9432036r-7139940,l6083,18288r7139940,l7156691,18288r,-18288l7146023,,,,,6096,,9450337r7146023,l7164311,9450337r,-18301l7162800,9432036r,-9413748l7164311,18288r,-18288xe" fillcolor="black" stroked="f">
+              <v:shape w14:anchorId="5495D072" id="Graphic 6" o:spid="_x0000_s1026" style="position:absolute;margin-left:24pt;margin-top:24pt;width:564.15pt;height:744.15pt;z-index:-16917504;visibility:visible;mso-wrap-style:square;mso-wrap-distance-left:0;mso-wrap-distance-top:0;mso-wrap-distance-right:0;mso-wrap-distance-bottom:0;mso-position-horizontal:absolute;mso-position-horizontal-relative:page;mso-position-vertical:absolute;mso-position-vertical-relative:page;v-text-anchor:top" coordsize="7164705,9450705" o:gfxdata="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" path="m7164311,r-7620,l7156691,18288r,9413748l7146023,9432036r-7139940,l6083,18288r7139940,l7156691,18288r,-18288l7146023,,,,,6096,,9450337r7146023,l7164311,9450337r,-18301l7162800,9432036r,-9413748l7164311,18288r,-18288xe" fillcolor="black" stroked="f">
                 <v:path arrowok="t"/>
                 <w10:wrap anchorx="page" anchory="page"/>
               </v:shape>
@@ -1495,7 +1559,7 @@
           </mc:Choice>
           <mc:Fallback>
             <w:pict>
-              <v:shape w14:anchorId="1BADE64E" id="Graphic 7" o:spid="_x0000_s1026" style="position:absolute;margin-left:24pt;margin-top:24pt;width:564.15pt;height:744.15pt;z-index:-16916480;visibility:visible;mso-wrap-style:square;mso-wrap-distance-left:0;mso-wrap-distance-top:0;mso-wrap-distance-right:0;mso-wrap-distance-bottom:0;mso-position-horizontal:absolute;mso-position-horizontal-relative:page;mso-position-vertical:absolute;mso-position-vertical-relative:page;v-text-anchor:top" coordsize="7164705,9450705" o:gfxdata="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" path="m7164311,r-7620,l7156691,18288r,9413748l7146023,9432036r-7139940,l6083,18288r7139940,l7156691,18288r,-18288l7146023,,,,,6096,,9450337r7146023,l7164311,9450337r,-18301l7162800,9432036r,-9413748l7164311,18288r,-18288xe" fillcolor="black" stroked="f">
+              <v:shape w14:anchorId="288E936C" id="Graphic 7" o:spid="_x0000_s1026" style="position:absolute;margin-left:24pt;margin-top:24pt;width:564.15pt;height:744.15pt;z-index:-16916480;visibility:visible;mso-wrap-style:square;mso-wrap-distance-left:0;mso-wrap-distance-top:0;mso-wrap-distance-right:0;mso-wrap-distance-bottom:0;mso-position-horizontal:absolute;mso-position-horizontal-relative:page;mso-position-vertical:absolute;mso-position-vertical-relative:page;v-text-anchor:top" coordsize="7164705,9450705" o:gfxdata="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" path="m7164311,r-7620,l7156691,18288r,9413748l7146023,9432036r-7139940,l6083,18288r7139940,l7156691,18288r,-18288l7146023,,,,,6096,,9450337r7146023,l7164311,9450337r,-18301l7162800,9432036r,-9413748l7164311,18288r,-18288xe" fillcolor="black" stroked="f">
                 <v:path arrowok="t"/>
                 <w10:wrap anchorx="page" anchory="page"/>
               </v:shape>
@@ -2082,7 +2146,7 @@
           </mc:Choice>
           <mc:Fallback>
             <w:pict>
-              <v:shape w14:anchorId="5AEEA6AB" id="Graphic 9" o:spid="_x0000_s1026" style="position:absolute;margin-left:24pt;margin-top:24pt;width:564.15pt;height:744.15pt;z-index:-16915968;visibility:visible;mso-wrap-style:square;mso-wrap-distance-left:0;mso-wrap-distance-top:0;mso-wrap-distance-right:0;mso-wrap-distance-bottom:0;mso-position-horizontal:absolute;mso-position-horizontal-relative:page;mso-position-vertical:absolute;mso-position-vertical-relative:page;v-text-anchor:top" coordsize="7164705,9450705" o:gfxdata="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" path="m7164311,r-7620,l7156691,18288r,9413748l7146023,9432036r-7139940,l6083,18288r7139940,l7156691,18288r,-18288l7146023,,,,,6096,,9450337r7146023,l7164311,9450337r,-18301l7162800,9432036r,-9413748l7164311,18288r,-18288xe" fillcolor="black" stroked="f">
+              <v:shape w14:anchorId="002AFAFB" id="Graphic 9" o:spid="_x0000_s1026" style="position:absolute;margin-left:24pt;margin-top:24pt;width:564.15pt;height:744.15pt;z-index:-16915968;visibility:visible;mso-wrap-style:square;mso-wrap-distance-left:0;mso-wrap-distance-top:0;mso-wrap-distance-right:0;mso-wrap-distance-bottom:0;mso-position-horizontal:absolute;mso-position-horizontal-relative:page;mso-position-vertical:absolute;mso-position-vertical-relative:page;v-text-anchor:top" coordsize="7164705,9450705" o:gfxdata="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" path="m7164311,r-7620,l7156691,18288r,9413748l7146023,9432036r-7139940,l6083,18288r7139940,l7156691,18288r,-18288l7146023,,,,,6096,,9450337r7146023,l7164311,9450337r,-18301l7162800,9432036r,-9413748l7164311,18288r,-18288xe" fillcolor="black" stroked="f">
                 <v:path arrowok="t"/>
                 <w10:wrap anchorx="page" anchory="page"/>
               </v:shape>
@@ -3654,7 +3718,7 @@
           </mc:Choice>
           <mc:Fallback>
             <w:pict>
-              <v:shape w14:anchorId="5CDD8F29" id="Graphic 12" o:spid="_x0000_s1026" style="position:absolute;margin-left:24pt;margin-top:24pt;width:564.15pt;height:744pt;z-index:-16914944;visibility:visible;mso-wrap-style:square;mso-wrap-distance-left:0;mso-wrap-distance-top:0;mso-wrap-distance-right:0;mso-wrap-distance-bottom:0;mso-position-horizontal:absolute;mso-position-horizontal-relative:page;mso-position-vertical:absolute;mso-position-vertical-relative:page;v-text-anchor:top" coordsize="7164705,9448800" o:gfxdata="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" path="m7164311,r-7620,l7156691,18288r,9424416l6083,9442704r,-9424416l7146023,18288r10668,l7156691,r-10668,l,,,9448800r7156691,l7162800,9448800r,-6096l7162800,18288r1511,l7164311,xe" fillcolor="black" stroked="f">
+              <v:shape w14:anchorId="194C208A" id="Graphic 12" o:spid="_x0000_s1026" style="position:absolute;margin-left:24pt;margin-top:24pt;width:564.15pt;height:744pt;z-index:-16914944;visibility:visible;mso-wrap-style:square;mso-wrap-distance-left:0;mso-wrap-distance-top:0;mso-wrap-distance-right:0;mso-wrap-distance-bottom:0;mso-position-horizontal:absolute;mso-position-horizontal-relative:page;mso-position-vertical:absolute;mso-position-vertical-relative:page;v-text-anchor:top" coordsize="7164705,9448800" o:gfxdata="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" path="m7164311,r-7620,l7156691,18288r,9424416l6083,9442704r,-9424416l7146023,18288r10668,l7156691,r-10668,l,,,9448800r7156691,l7162800,9448800r,-6096l7162800,18288r1511,l7164311,xe" fillcolor="black" stroked="f">
                 <v:path arrowok="t"/>
                 <w10:wrap anchorx="page" anchory="page"/>
               </v:shape>
@@ -3854,7 +3918,7 @@
         <w:spacing w:line="477" w:lineRule="auto"/>
         <w:jc w:val="both"/>
         <w:sectPr>
-          <w:footerReference w:type="default" r:id="rId9"/>
+          <w:footerReference w:type="default" r:id="rId10"/>
           <w:pgSz w:w="12240" w:h="15840"/>
           <w:pgMar w:top="1360" w:right="1080" w:bottom="1280" w:left="1080" w:header="0" w:footer="1087" w:gutter="0"/>
           <w:pgNumType w:start="2"/>
@@ -3988,7 +4052,7 @@
           </mc:Choice>
           <mc:Fallback>
             <w:pict>
-              <v:shape w14:anchorId="12884B7D" id="Graphic 13" o:spid="_x0000_s1026" style="position:absolute;margin-left:24pt;margin-top:24pt;width:564.15pt;height:744pt;z-index:-16914432;visibility:visible;mso-wrap-style:square;mso-wrap-distance-left:0;mso-wrap-distance-top:0;mso-wrap-distance-right:0;mso-wrap-distance-bottom:0;mso-position-horizontal:absolute;mso-position-horizontal-relative:page;mso-position-vertical:absolute;mso-position-vertical-relative:page;v-text-anchor:top" coordsize="7164705,9448800" o:gfxdata="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" path="m7164311,r-7620,l7156691,18288r,9424416l6083,9442704r,-9424416l7146023,18288r10668,l7156691,r-10668,l,,,9448800r7156691,l7162800,9448800r,-6096l7162800,18288r1511,l7164311,xe" fillcolor="black" stroked="f">
+              <v:shape w14:anchorId="36219373" id="Graphic 13" o:spid="_x0000_s1026" style="position:absolute;margin-left:24pt;margin-top:24pt;width:564.15pt;height:744pt;z-index:-16914432;visibility:visible;mso-wrap-style:square;mso-wrap-distance-left:0;mso-wrap-distance-top:0;mso-wrap-distance-right:0;mso-wrap-distance-bottom:0;mso-position-horizontal:absolute;mso-position-horizontal-relative:page;mso-position-vertical:absolute;mso-position-vertical-relative:page;v-text-anchor:top" coordsize="7164705,9448800" o:gfxdata="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" path="m7164311,r-7620,l7156691,18288r,9424416l6083,9442704r,-9424416l7146023,18288r10668,l7156691,r-10668,l,,,9448800r7156691,l7162800,9448800r,-6096l7162800,18288r1511,l7164311,xe" fillcolor="black" stroked="f">
                 <v:path arrowok="t"/>
                 <w10:wrap anchorx="page" anchory="page"/>
               </v:shape>
@@ -5153,7 +5217,7 @@
           </mc:Choice>
           <mc:Fallback>
             <w:pict>
-              <v:shape w14:anchorId="6F6E5B23" id="Graphic 14" o:spid="_x0000_s1026" style="position:absolute;margin-left:24pt;margin-top:24pt;width:564.15pt;height:744pt;z-index:-16913920;visibility:visible;mso-wrap-style:square;mso-wrap-distance-left:0;mso-wrap-distance-top:0;mso-wrap-distance-right:0;mso-wrap-distance-bottom:0;mso-position-horizontal:absolute;mso-position-horizontal-relative:page;mso-position-vertical:absolute;mso-position-vertical-relative:page;v-text-anchor:top" coordsize="7164705,9448800" o:gfxdata="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" path="m7164311,r-7620,l7156691,18288r,9424416l6083,9442704r,-9424416l7146023,18288r10668,l7156691,r-10668,l,,,9448800r7156691,l7162800,9448800r,-6096l7162800,18288r1511,l7164311,xe" fillcolor="black" stroked="f">
+              <v:shape w14:anchorId="1AA0665A" id="Graphic 14" o:spid="_x0000_s1026" style="position:absolute;margin-left:24pt;margin-top:24pt;width:564.15pt;height:744pt;z-index:-16913920;visibility:visible;mso-wrap-style:square;mso-wrap-distance-left:0;mso-wrap-distance-top:0;mso-wrap-distance-right:0;mso-wrap-distance-bottom:0;mso-position-horizontal:absolute;mso-position-horizontal-relative:page;mso-position-vertical:absolute;mso-position-vertical-relative:page;v-text-anchor:top" coordsize="7164705,9448800" o:gfxdata="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" path="m7164311,r-7620,l7156691,18288r,9424416l6083,9442704r,-9424416l7146023,18288r10668,l7156691,r-10668,l,,,9448800r7156691,l7162800,9448800r,-6096l7162800,18288r1511,l7164311,xe" fillcolor="black" stroked="f">
                 <v:path arrowok="t"/>
                 <w10:wrap anchorx="page" anchory="page"/>
               </v:shape>
@@ -6369,7 +6433,7 @@
           </mc:Choice>
           <mc:Fallback>
             <w:pict>
-              <v:shape w14:anchorId="7767F3D2" id="Graphic 15" o:spid="_x0000_s1026" style="position:absolute;margin-left:24pt;margin-top:24pt;width:564.15pt;height:744pt;z-index:-16913408;visibility:visible;mso-wrap-style:square;mso-wrap-distance-left:0;mso-wrap-distance-top:0;mso-wrap-distance-right:0;mso-wrap-distance-bottom:0;mso-position-horizontal:absolute;mso-position-horizontal-relative:page;mso-position-vertical:absolute;mso-position-vertical-relative:page;v-text-anchor:top" coordsize="7164705,9448800" o:gfxdata="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" path="m7164311,r-7620,l7156691,18288r,9424416l6083,9442704r,-9424416l7146023,18288r10668,l7156691,r-10668,l,,,9448800r7156691,l7162800,9448800r,-6096l7162800,18288r1511,l7164311,xe" fillcolor="black" stroked="f">
+              <v:shape w14:anchorId="73C31ED6" id="Graphic 15" o:spid="_x0000_s1026" style="position:absolute;margin-left:24pt;margin-top:24pt;width:564.15pt;height:744pt;z-index:-16913408;visibility:visible;mso-wrap-style:square;mso-wrap-distance-left:0;mso-wrap-distance-top:0;mso-wrap-distance-right:0;mso-wrap-distance-bottom:0;mso-position-horizontal:absolute;mso-position-horizontal-relative:page;mso-position-vertical:absolute;mso-position-vertical-relative:page;v-text-anchor:top" coordsize="7164705,9448800" o:gfxdata="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" path="m7164311,r-7620,l7156691,18288r,9424416l6083,9442704r,-9424416l7146023,18288r10668,l7156691,r-10668,l,,,9448800r7156691,l7162800,9448800r,-6096l7162800,18288r1511,l7164311,xe" fillcolor="black" stroked="f">
                 <v:path arrowok="t"/>
                 <w10:wrap anchorx="page" anchory="page"/>
               </v:shape>
@@ -7399,7 +7463,7 @@
           </mc:Choice>
           <mc:Fallback>
             <w:pict>
-              <v:shape w14:anchorId="054F615E" id="Graphic 16" o:spid="_x0000_s1026" style="position:absolute;margin-left:24pt;margin-top:24pt;width:564.15pt;height:744pt;z-index:-16912896;visibility:visible;mso-wrap-style:square;mso-wrap-distance-left:0;mso-wrap-distance-top:0;mso-wrap-distance-right:0;mso-wrap-distance-bottom:0;mso-position-horizontal:absolute;mso-position-horizontal-relative:page;mso-position-vertical:absolute;mso-position-vertical-relative:page;v-text-anchor:top" coordsize="7164705,9448800" o:gfxdata="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" path="m7164311,r-7620,l7156691,18288r,9424416l6083,9442704r,-9424416l7146023,18288r10668,l7156691,r-10668,l,,,9448800r7156691,l7162800,9448800r,-6096l7162800,18288r1511,l7164311,xe" fillcolor="black" stroked="f">
+              <v:shape w14:anchorId="28574844" id="Graphic 16" o:spid="_x0000_s1026" style="position:absolute;margin-left:24pt;margin-top:24pt;width:564.15pt;height:744pt;z-index:-16912896;visibility:visible;mso-wrap-style:square;mso-wrap-distance-left:0;mso-wrap-distance-top:0;mso-wrap-distance-right:0;mso-wrap-distance-bottom:0;mso-position-horizontal:absolute;mso-position-horizontal-relative:page;mso-position-vertical:absolute;mso-position-vertical-relative:page;v-text-anchor:top" coordsize="7164705,9448800" o:gfxdata="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" path="m7164311,r-7620,l7156691,18288r,9424416l6083,9442704r,-9424416l7146023,18288r10668,l7156691,r-10668,l,,,9448800r7156691,l7162800,9448800r,-6096l7162800,18288r1511,l7164311,xe" fillcolor="black" stroked="f">
                 <v:path arrowok="t"/>
                 <w10:wrap anchorx="page" anchory="page"/>
               </v:shape>
@@ -8350,7 +8414,7 @@
           </mc:Choice>
           <mc:Fallback>
             <w:pict>
-              <v:shape w14:anchorId="2CD211D1" id="Graphic 17" o:spid="_x0000_s1026" style="position:absolute;margin-left:24pt;margin-top:24pt;width:564.15pt;height:744pt;z-index:-16912384;visibility:visible;mso-wrap-style:square;mso-wrap-distance-left:0;mso-wrap-distance-top:0;mso-wrap-distance-right:0;mso-wrap-distance-bottom:0;mso-position-horizontal:absolute;mso-position-horizontal-relative:page;mso-position-vertical:absolute;mso-position-vertical-relative:page;v-text-anchor:top" coordsize="7164705,9448800" o:gfxdata="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" path="m7164311,r-7620,l7156691,18288r,9424416l6083,9442704r,-9424416l7146023,18288r10668,l7156691,r-10668,l,,,9448800r7156691,l7162800,9448800r,-6096l7162800,18288r1511,l7164311,xe" fillcolor="black" stroked="f">
+              <v:shape w14:anchorId="0DCA09E6" id="Graphic 17" o:spid="_x0000_s1026" style="position:absolute;margin-left:24pt;margin-top:24pt;width:564.15pt;height:744pt;z-index:-16912384;visibility:visible;mso-wrap-style:square;mso-wrap-distance-left:0;mso-wrap-distance-top:0;mso-wrap-distance-right:0;mso-wrap-distance-bottom:0;mso-position-horizontal:absolute;mso-position-horizontal-relative:page;mso-position-vertical:absolute;mso-position-vertical-relative:page;v-text-anchor:top" coordsize="7164705,9448800" o:gfxdata="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" path="m7164311,r-7620,l7156691,18288r,9424416l6083,9442704r,-9424416l7146023,18288r10668,l7156691,r-10668,l,,,9448800r7156691,l7162800,9448800r,-6096l7162800,18288r1511,l7164311,xe" fillcolor="black" stroked="f">
                 <v:path arrowok="t"/>
                 <w10:wrap anchorx="page" anchory="page"/>
               </v:shape>
@@ -9619,7 +9683,7 @@
           </mc:Choice>
           <mc:Fallback>
             <w:pict>
-              <v:shape w14:anchorId="7E4532D1" id="Graphic 18" o:spid="_x0000_s1026" style="position:absolute;margin-left:24pt;margin-top:24pt;width:564.15pt;height:744pt;z-index:-16911872;visibility:visible;mso-wrap-style:square;mso-wrap-distance-left:0;mso-wrap-distance-top:0;mso-wrap-distance-right:0;mso-wrap-distance-bottom:0;mso-position-horizontal:absolute;mso-position-horizontal-relative:page;mso-position-vertical:absolute;mso-position-vertical-relative:page;v-text-anchor:top" coordsize="7164705,9448800" o:gfxdata="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" path="m7164311,r-7620,l7156691,18288r,9424416l6083,9442704r,-9424416l7146023,18288r10668,l7156691,r-10668,l,,,9448800r7156691,l7162800,9448800r,-6096l7162800,18288r1511,l7164311,xe" fillcolor="black" stroked="f">
+              <v:shape w14:anchorId="3B349EEC" id="Graphic 18" o:spid="_x0000_s1026" style="position:absolute;margin-left:24pt;margin-top:24pt;width:564.15pt;height:744pt;z-index:-16911872;visibility:visible;mso-wrap-style:square;mso-wrap-distance-left:0;mso-wrap-distance-top:0;mso-wrap-distance-right:0;mso-wrap-distance-bottom:0;mso-position-horizontal:absolute;mso-position-horizontal-relative:page;mso-position-vertical:absolute;mso-position-vertical-relative:page;v-text-anchor:top" coordsize="7164705,9448800" o:gfxdata="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" path="m7164311,r-7620,l7156691,18288r,9424416l6083,9442704r,-9424416l7146023,18288r10668,l7156691,r-10668,l,,,9448800r7156691,l7162800,9448800r,-6096l7162800,18288r1511,l7164311,xe" fillcolor="black" stroked="f">
                 <v:path arrowok="t"/>
                 <w10:wrap anchorx="page" anchory="page"/>
               </v:shape>
@@ -10199,12 +10263,21 @@
           <w:sz w:val="24"/>
         </w:rPr>
       </w:pPr>
+      <w:proofErr w:type="spellStart"/>
       <w:r>
         <w:rPr>
           <w:spacing w:val="-2"/>
           <w:sz w:val="24"/>
         </w:rPr>
-        <w:t>PropTech:</w:t>
+        <w:t>PropTech</w:t>
+      </w:r>
+      <w:proofErr w:type="spellEnd"/>
+      <w:r>
+        <w:rPr>
+          <w:spacing w:val="-2"/>
+          <w:sz w:val="24"/>
+        </w:rPr>
+        <w:t>:</w:t>
       </w:r>
       <w:r>
         <w:rPr>
@@ -10744,7 +10817,7 @@
           </mc:Choice>
           <mc:Fallback>
             <w:pict>
-              <v:shape w14:anchorId="201683B4" id="Graphic 19" o:spid="_x0000_s1026" style="position:absolute;margin-left:24pt;margin-top:24pt;width:564.15pt;height:744pt;z-index:-16911360;visibility:visible;mso-wrap-style:square;mso-wrap-distance-left:0;mso-wrap-distance-top:0;mso-wrap-distance-right:0;mso-wrap-distance-bottom:0;mso-position-horizontal:absolute;mso-position-horizontal-relative:page;mso-position-vertical:absolute;mso-position-vertical-relative:page;v-text-anchor:top" coordsize="7164705,9448800" o:gfxdata="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" path="m7164311,r-7620,l7156691,18288r,9424416l6083,9442704r,-9424416l7146023,18288r10668,l7156691,r-10668,l,,,9448800r7156691,l7162800,9448800r,-6096l7162800,18288r1511,l7164311,xe" fillcolor="black" stroked="f">
+              <v:shape w14:anchorId="482FA77A" id="Graphic 19" o:spid="_x0000_s1026" style="position:absolute;margin-left:24pt;margin-top:24pt;width:564.15pt;height:744pt;z-index:-16911360;visibility:visible;mso-wrap-style:square;mso-wrap-distance-left:0;mso-wrap-distance-top:0;mso-wrap-distance-right:0;mso-wrap-distance-bottom:0;mso-position-horizontal:absolute;mso-position-horizontal-relative:page;mso-position-vertical:absolute;mso-position-vertical-relative:page;v-text-anchor:top" coordsize="7164705,9448800" o:gfxdata="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" path="m7164311,r-7620,l7156691,18288r,9424416l6083,9442704r,-9424416l7146023,18288r10668,l7156691,r-10668,l,,,9448800r7156691,l7162800,9448800r,-6096l7162800,18288r1511,l7164311,xe" fillcolor="black" stroked="f">
                 <v:path arrowok="t"/>
                 <w10:wrap anchorx="page" anchory="page"/>
               </v:shape>
@@ -12125,7 +12198,7 @@
           </mc:Choice>
           <mc:Fallback>
             <w:pict>
-              <v:shape w14:anchorId="11D59A00" id="Graphic 20" o:spid="_x0000_s1026" style="position:absolute;margin-left:24pt;margin-top:24pt;width:564.15pt;height:744pt;z-index:-16910848;visibility:visible;mso-wrap-style:square;mso-wrap-distance-left:0;mso-wrap-distance-top:0;mso-wrap-distance-right:0;mso-wrap-distance-bottom:0;mso-position-horizontal:absolute;mso-position-horizontal-relative:page;mso-position-vertical:absolute;mso-position-vertical-relative:page;v-text-anchor:top" coordsize="7164705,9448800" o:gfxdata="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" path="m7164311,r-7620,l7156691,18288r,9424416l6083,9442704r,-9424416l7146023,18288r10668,l7156691,r-10668,l,,,9448800r7156691,l7162800,9448800r,-6096l7162800,18288r1511,l7164311,xe" fillcolor="black" stroked="f">
+              <v:shape w14:anchorId="0D4D218C" id="Graphic 20" o:spid="_x0000_s1026" style="position:absolute;margin-left:24pt;margin-top:24pt;width:564.15pt;height:744pt;z-index:-16910848;visibility:visible;mso-wrap-style:square;mso-wrap-distance-left:0;mso-wrap-distance-top:0;mso-wrap-distance-right:0;mso-wrap-distance-bottom:0;mso-position-horizontal:absolute;mso-position-horizontal-relative:page;mso-position-vertical:absolute;mso-position-vertical-relative:page;v-text-anchor:top" coordsize="7164705,9448800" o:gfxdata="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" path="m7164311,r-7620,l7156691,18288r,9424416l6083,9442704r,-9424416l7146023,18288r10668,l7156691,r-10668,l,,,9448800r7156691,l7162800,9448800r,-6096l7162800,18288r1511,l7164311,xe" fillcolor="black" stroked="f">
                 <v:path arrowok="t"/>
                 <w10:wrap anchorx="page" anchory="page"/>
               </v:shape>
@@ -13074,7 +13147,7 @@
           </mc:Choice>
           <mc:Fallback>
             <w:pict>
-              <v:shape w14:anchorId="0DD9A012" id="Graphic 21" o:spid="_x0000_s1026" style="position:absolute;margin-left:24pt;margin-top:24pt;width:564.15pt;height:744pt;z-index:-16910336;visibility:visible;mso-wrap-style:square;mso-wrap-distance-left:0;mso-wrap-distance-top:0;mso-wrap-distance-right:0;mso-wrap-distance-bottom:0;mso-position-horizontal:absolute;mso-position-horizontal-relative:page;mso-position-vertical:absolute;mso-position-vertical-relative:page;v-text-anchor:top" coordsize="7164705,9448800" o:gfxdata="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" path="m7164311,r-7620,l7156691,18288r,9424416l6083,9442704r,-9424416l7146023,18288r10668,l7156691,r-10668,l,,,9448800r7156691,l7162800,9448800r,-6096l7162800,18288r1511,l7164311,xe" fillcolor="black" stroked="f">
+              <v:shape w14:anchorId="7F94232A" id="Graphic 21" o:spid="_x0000_s1026" style="position:absolute;margin-left:24pt;margin-top:24pt;width:564.15pt;height:744pt;z-index:-16910336;visibility:visible;mso-wrap-style:square;mso-wrap-distance-left:0;mso-wrap-distance-top:0;mso-wrap-distance-right:0;mso-wrap-distance-bottom:0;mso-position-horizontal:absolute;mso-position-horizontal-relative:page;mso-position-vertical:absolute;mso-position-vertical-relative:page;v-text-anchor:top" coordsize="7164705,9448800" o:gfxdata="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" path="m7164311,r-7620,l7156691,18288r,9424416l6083,9442704r,-9424416l7146023,18288r10668,l7156691,r-10668,l,,,9448800r7156691,l7162800,9448800r,-6096l7162800,18288r1511,l7164311,xe" fillcolor="black" stroked="f">
                 <v:path arrowok="t"/>
                 <w10:wrap anchorx="page" anchory="page"/>
               </v:shape>
@@ -13103,7 +13176,7 @@
                     <pic:cNvPicPr/>
                   </pic:nvPicPr>
                   <pic:blipFill>
-                    <a:blip r:embed="rId10" cstate="print"/>
+                    <a:blip r:embed="rId11" cstate="print"/>
                     <a:stretch>
                       <a:fillRect/>
                     </a:stretch>
@@ -13669,7 +13742,21 @@
         <w:rPr>
           <w:sz w:val="24"/>
         </w:rPr>
-        <w:t>the top players in the global student accommodation aggregator segment, competing with platforms like Amber student, Student.com, and UniAcco.</w:t>
+        <w:t xml:space="preserve">the top players in the global student accommodation aggregator segment, competing with platforms like Amber student, Student.com, and </w:t>
+      </w:r>
+      <w:proofErr w:type="spellStart"/>
+      <w:r>
+        <w:rPr>
+          <w:sz w:val="24"/>
+        </w:rPr>
+        <w:t>UniAcco</w:t>
+      </w:r>
+      <w:proofErr w:type="spellEnd"/>
+      <w:r>
+        <w:rPr>
+          <w:sz w:val="24"/>
+        </w:rPr>
+        <w:t>.</w:t>
       </w:r>
     </w:p>
     <w:p>
@@ -13975,7 +14062,7 @@
           </mc:Choice>
           <mc:Fallback>
             <w:pict>
-              <v:shape w14:anchorId="5455D42B" id="Graphic 23" o:spid="_x0000_s1026" style="position:absolute;margin-left:24pt;margin-top:24pt;width:564.15pt;height:744pt;z-index:-16908800;visibility:visible;mso-wrap-style:square;mso-wrap-distance-left:0;mso-wrap-distance-top:0;mso-wrap-distance-right:0;mso-wrap-distance-bottom:0;mso-position-horizontal:absolute;mso-position-horizontal-relative:page;mso-position-vertical:absolute;mso-position-vertical-relative:page;v-text-anchor:top" coordsize="7164705,9448800" o:gfxdata="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" path="m7164311,r-7620,l7156691,18288r,9424416l6083,9442704r,-9424416l7146023,18288r10668,l7156691,r-10668,l,,,9448800r7156691,l7162800,9448800r,-6096l7162800,18288r1511,l7164311,xe" fillcolor="black" stroked="f">
+              <v:shape w14:anchorId="17635F7B" id="Graphic 23" o:spid="_x0000_s1026" style="position:absolute;margin-left:24pt;margin-top:24pt;width:564.15pt;height:744pt;z-index:-16908800;visibility:visible;mso-wrap-style:square;mso-wrap-distance-left:0;mso-wrap-distance-top:0;mso-wrap-distance-right:0;mso-wrap-distance-bottom:0;mso-position-horizontal:absolute;mso-position-horizontal-relative:page;mso-position-vertical:absolute;mso-position-vertical-relative:page;v-text-anchor:top" coordsize="7164705,9448800" o:gfxdata="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" path="m7164311,r-7620,l7156691,18288r,9424416l6083,9442704r,-9424416l7146023,18288r10668,l7156691,r-10668,l,,,9448800r7156691,l7162800,9448800r,-6096l7162800,18288r1511,l7164311,xe" fillcolor="black" stroked="f">
                 <v:path arrowok="t"/>
                 <w10:wrap anchorx="page" anchory="page"/>
               </v:shape>
@@ -14205,11 +14292,19 @@
         </w:rPr>
         <w:t xml:space="preserve"> </w:t>
       </w:r>
-      <w:r>
-        <w:rPr>
-          <w:sz w:val="24"/>
-        </w:rPr>
-        <w:t>en-suites,</w:t>
+      <w:proofErr w:type="spellStart"/>
+      <w:r>
+        <w:rPr>
+          <w:sz w:val="24"/>
+        </w:rPr>
+        <w:t>en</w:t>
+      </w:r>
+      <w:proofErr w:type="spellEnd"/>
+      <w:r>
+        <w:rPr>
+          <w:sz w:val="24"/>
+        </w:rPr>
+        <w:t>-suites,</w:t>
       </w:r>
       <w:r>
         <w:rPr>
@@ -14954,7 +15049,7 @@
                           <pic:cNvPicPr/>
                         </pic:nvPicPr>
                         <pic:blipFill>
-                          <a:blip r:embed="rId11" cstate="print"/>
+                          <a:blip r:embed="rId12" cstate="print"/>
                           <a:stretch>
                             <a:fillRect/>
                           </a:stretch>
@@ -14975,7 +15070,7 @@
                           <pic:cNvPicPr/>
                         </pic:nvPicPr>
                         <pic:blipFill>
-                          <a:blip r:embed="rId12" cstate="print"/>
+                          <a:blip r:embed="rId13" cstate="print"/>
                           <a:stretch>
                             <a:fillRect/>
                           </a:stretch>
@@ -15047,7 +15142,7 @@
           </mc:Choice>
           <mc:Fallback>
             <w:pict>
-              <v:group w14:anchorId="7F2BDB69" id="Group 24" o:spid="_x0000_s1026" style="position:absolute;margin-left:88.3pt;margin-top:22.3pt;width:218.65pt;height:151.7pt;z-index:-15718400;mso-wrap-distance-left:0;mso-wrap-distance-right:0;mso-position-horizontal-relative:page" coordsize="27768,19265" o:gfxdata="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">
+              <v:group w14:anchorId="59B5BF13" id="Group 24" o:spid="_x0000_s1026" style="position:absolute;margin-left:88.3pt;margin-top:22.3pt;width:218.65pt;height:151.7pt;z-index:-15718400;mso-wrap-distance-left:0;mso-wrap-distance-right:0;mso-position-horizontal-relative:page" coordsize="27768,19265" o:gfxdata="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">
                 <v:shapetype id="_x0000_t75" coordsize="21600,21600" o:spt="75" o:preferrelative="t" path="m@4@5l@4@11@9@11@9@5xe" filled="f" stroked="f">
                   <v:stroke joinstyle="miter"/>
                   <v:formulas>
@@ -15068,10 +15163,10 @@
                   <o:lock v:ext="edit" aspectratio="t"/>
                 </v:shapetype>
                 <v:shape id="Image 25" o:spid="_x0000_s1027" type="#_x0000_t75" style="position:absolute;width:27767;height:19263;visibility:visible;mso-wrap-style:square" o:gfxdata="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">
-                  <v:imagedata r:id="rId13" o:title=""/>
+                  <v:imagedata r:id="rId14" o:title=""/>
                 </v:shape>
                 <v:shape id="Image 26" o:spid="_x0000_s1028" type="#_x0000_t75" style="position:absolute;left:502;top:655;width:26198;height:17419;visibility:visible;mso-wrap-style:square" o:gfxdata="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">
-                  <v:imagedata r:id="rId14" o:title=""/>
+                  <v:imagedata r:id="rId15" o:title=""/>
                 </v:shape>
                 <v:shape id="Graphic 27" o:spid="_x0000_s1029" style="position:absolute;left:304;top:457;width:26581;height:17818;visibility:visible;mso-wrap-style:square;v-text-anchor:top" coordsize="2658110,1781810" o:gfxdata="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" path="m,l2657856,r,1781555l,1781555,,xe" filled="f" strokeweight="3pt">
                   <v:path arrowok="t"/>
@@ -15125,7 +15220,7 @@
                           <pic:cNvPicPr/>
                         </pic:nvPicPr>
                         <pic:blipFill>
-                          <a:blip r:embed="rId15" cstate="print"/>
+                          <a:blip r:embed="rId16" cstate="print"/>
                           <a:stretch>
                             <a:fillRect/>
                           </a:stretch>
@@ -15146,7 +15241,7 @@
                           <pic:cNvPicPr/>
                         </pic:nvPicPr>
                         <pic:blipFill>
-                          <a:blip r:embed="rId16" cstate="print"/>
+                          <a:blip r:embed="rId17" cstate="print"/>
                           <a:stretch>
                             <a:fillRect/>
                           </a:stretch>
@@ -15218,12 +15313,12 @@
           </mc:Choice>
           <mc:Fallback>
             <w:pict>
-              <v:group w14:anchorId="78AD51D4" id="Group 28" o:spid="_x0000_s1026" style="position:absolute;margin-left:311.75pt;margin-top:22.3pt;width:220.1pt;height:151.7pt;z-index:-15717888;mso-wrap-distance-left:0;mso-wrap-distance-right:0;mso-position-horizontal-relative:page" coordsize="27952,19265" o:gfxdata="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">
+              <v:group w14:anchorId="00552626" id="Group 28" o:spid="_x0000_s1026" style="position:absolute;margin-left:311.75pt;margin-top:22.3pt;width:220.1pt;height:151.7pt;z-index:-15717888;mso-wrap-distance-left:0;mso-wrap-distance-right:0;mso-position-horizontal-relative:page" coordsize="27952,19265" o:gfxdata="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">
                 <v:shape id="Image 29" o:spid="_x0000_s1027" type="#_x0000_t75" style="position:absolute;width:27950;height:19263;visibility:visible;mso-wrap-style:square" o:gfxdata="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">
-                  <v:imagedata r:id="rId17" o:title=""/>
+                  <v:imagedata r:id="rId18" o:title=""/>
                 </v:shape>
                 <v:shape id="Image 30" o:spid="_x0000_s1028" type="#_x0000_t75" style="position:absolute;left:502;top:655;width:26350;height:17541;visibility:visible;mso-wrap-style:square" o:gfxdata="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">
-                  <v:imagedata r:id="rId18" o:title=""/>
+                  <v:imagedata r:id="rId19" o:title=""/>
                 </v:shape>
                 <v:shape id="Graphic 31" o:spid="_x0000_s1029" style="position:absolute;left:320;top:457;width:26720;height:17926;visibility:visible;mso-wrap-style:square;v-text-anchor:top" coordsize="2672080,1792605" o:gfxdata="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" path="m,l2671572,r,1792223l,1792223,,xe" filled="f" strokeweight="3pt">
                   <v:path arrowok="t"/>
@@ -15371,7 +15466,7 @@
           </mc:Choice>
           <mc:Fallback>
             <w:pict>
-              <v:shape w14:anchorId="2D924C33" id="Graphic 32" o:spid="_x0000_s1026" style="position:absolute;margin-left:24pt;margin-top:24pt;width:564.15pt;height:744pt;z-index:-16908288;visibility:visible;mso-wrap-style:square;mso-wrap-distance-left:0;mso-wrap-distance-top:0;mso-wrap-distance-right:0;mso-wrap-distance-bottom:0;mso-position-horizontal:absolute;mso-position-horizontal-relative:page;mso-position-vertical:absolute;mso-position-vertical-relative:page;v-text-anchor:top" coordsize="7164705,9448800" o:gfxdata="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" path="m7164311,r-7620,l7156691,18288r,9424416l6083,9442704r,-9424416l7146023,18288r10668,l7156691,r-10668,l,,,9448800r7156691,l7162800,9448800r,-6096l7162800,18288r1511,l7164311,xe" fillcolor="black" stroked="f">
+              <v:shape w14:anchorId="012A531D" id="Graphic 32" o:spid="_x0000_s1026" style="position:absolute;margin-left:24pt;margin-top:24pt;width:564.15pt;height:744pt;z-index:-16908288;visibility:visible;mso-wrap-style:square;mso-wrap-distance-left:0;mso-wrap-distance-top:0;mso-wrap-distance-right:0;mso-wrap-distance-bottom:0;mso-position-horizontal:absolute;mso-position-horizontal-relative:page;mso-position-vertical:absolute;mso-position-vertical-relative:page;v-text-anchor:top" coordsize="7164705,9448800" o:gfxdata="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" path="m7164311,r-7620,l7156691,18288r,9424416l6083,9442704r,-9424416l7146023,18288r10668,l7156691,r-10668,l,,,9448800r7156691,l7162800,9448800r,-6096l7162800,18288r1511,l7164311,xe" fillcolor="black" stroked="f">
                 <v:path arrowok="t"/>
                 <w10:wrap anchorx="page" anchory="page"/>
               </v:shape>
@@ -16916,7 +17011,7 @@
           </mc:Choice>
           <mc:Fallback>
             <w:pict>
-              <v:shape w14:anchorId="4A18F4D5" id="Graphic 115" o:spid="_x0000_s1026" style="position:absolute;margin-left:24pt;margin-top:24pt;width:564.15pt;height:744pt;z-index:-16886272;visibility:visible;mso-wrap-style:square;mso-wrap-distance-left:0;mso-wrap-distance-top:0;mso-wrap-distance-right:0;mso-wrap-distance-bottom:0;mso-position-horizontal:absolute;mso-position-horizontal-relative:page;mso-position-vertical:absolute;mso-position-vertical-relative:page;v-text-anchor:top" coordsize="7164705,9448800" o:gfxdata="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" path="m7164311,r-7620,l7156691,18288r,9424416l6083,9442704r,-9424416l7146023,18288r10668,l7156691,r-10668,l,,,9448800r7156691,l7162800,9448800r,-6096l7162800,18288r1511,l7164311,xe" fillcolor="black" stroked="f">
+              <v:shape w14:anchorId="147741DD" id="Graphic 115" o:spid="_x0000_s1026" style="position:absolute;margin-left:24pt;margin-top:24pt;width:564.15pt;height:744pt;z-index:-16886272;visibility:visible;mso-wrap-style:square;mso-wrap-distance-left:0;mso-wrap-distance-top:0;mso-wrap-distance-right:0;mso-wrap-distance-bottom:0;mso-position-horizontal:absolute;mso-position-horizontal-relative:page;mso-position-vertical:absolute;mso-position-vertical-relative:page;v-text-anchor:top" coordsize="7164705,9448800" o:gfxdata="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" path="m7164311,r-7620,l7156691,18288r,9424416l6083,9442704r,-9424416l7146023,18288r10668,l7156691,r-10668,l,,,9448800r7156691,l7162800,9448800r,-6096l7162800,18288r1511,l7164311,xe" fillcolor="black" stroked="f">
                 <v:path arrowok="t"/>
                 <w10:wrap anchorx="page" anchory="page"/>
               </v:shape>
@@ -17703,7 +17798,7 @@
         <w:pStyle w:val="BodyText"/>
         <w:spacing w:line="480" w:lineRule="auto"/>
         <w:sectPr>
-          <w:footerReference w:type="default" r:id="rId19"/>
+          <w:footerReference w:type="default" r:id="rId20"/>
           <w:pgSz w:w="12240" w:h="15840"/>
           <w:pgMar w:top="1380" w:right="1080" w:bottom="1280" w:left="1080" w:header="0" w:footer="1087" w:gutter="0"/>
           <w:cols w:space="720"/>
@@ -17841,7 +17936,7 @@
           </mc:Choice>
           <mc:Fallback>
             <w:pict>
-              <v:shape w14:anchorId="7C8F1B80" id="Graphic 116" o:spid="_x0000_s1026" style="position:absolute;margin-left:24pt;margin-top:24pt;width:564.15pt;height:744pt;z-index:-16885760;visibility:visible;mso-wrap-style:square;mso-wrap-distance-left:0;mso-wrap-distance-top:0;mso-wrap-distance-right:0;mso-wrap-distance-bottom:0;mso-position-horizontal:absolute;mso-position-horizontal-relative:page;mso-position-vertical:absolute;mso-position-vertical-relative:page;v-text-anchor:top" coordsize="7164705,9448800" o:gfxdata="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" path="m7164311,r-7620,l7156691,18288r,9424416l6083,9442704r,-9424416l7146023,18288r10668,l7156691,r-10668,l,,,9448800r7156691,l7162800,9448800r,-6096l7162800,18288r1511,l7164311,xe" fillcolor="black" stroked="f">
+              <v:shape w14:anchorId="06DF430C" id="Graphic 116" o:spid="_x0000_s1026" style="position:absolute;margin-left:24pt;margin-top:24pt;width:564.15pt;height:744pt;z-index:-16885760;visibility:visible;mso-wrap-style:square;mso-wrap-distance-left:0;mso-wrap-distance-top:0;mso-wrap-distance-right:0;mso-wrap-distance-bottom:0;mso-position-horizontal:absolute;mso-position-horizontal-relative:page;mso-position-vertical:absolute;mso-position-vertical-relative:page;v-text-anchor:top" coordsize="7164705,9448800" o:gfxdata="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" path="m7164311,r-7620,l7156691,18288r,9424416l6083,9442704r,-9424416l7146023,18288r10668,l7156691,r-10668,l,,,9448800r7156691,l7162800,9448800r,-6096l7162800,18288r1511,l7164311,xe" fillcolor="black" stroked="f">
                 <v:path arrowok="t"/>
                 <w10:wrap anchorx="page" anchory="page"/>
               </v:shape>
@@ -18707,7 +18802,7 @@
           </mc:Choice>
           <mc:Fallback>
             <w:pict>
-              <v:shape w14:anchorId="155CC680" id="Graphic 117" o:spid="_x0000_s1026" style="position:absolute;margin-left:24pt;margin-top:24pt;width:564.15pt;height:744pt;z-index:-16885248;visibility:visible;mso-wrap-style:square;mso-wrap-distance-left:0;mso-wrap-distance-top:0;mso-wrap-distance-right:0;mso-wrap-distance-bottom:0;mso-position-horizontal:absolute;mso-position-horizontal-relative:page;mso-position-vertical:absolute;mso-position-vertical-relative:page;v-text-anchor:top" coordsize="7164705,9448800" o:gfxdata="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" path="m7164311,r-7620,l7156691,18288r,9424416l6083,9442704r,-9424416l7146023,18288r10668,l7156691,r-10668,l,,,9448800r7156691,l7162800,9448800r,-6096l7162800,18288r1511,l7164311,xe" fillcolor="black" stroked="f">
+              <v:shape w14:anchorId="4A0734B7" id="Graphic 117" o:spid="_x0000_s1026" style="position:absolute;margin-left:24pt;margin-top:24pt;width:564.15pt;height:744pt;z-index:-16885248;visibility:visible;mso-wrap-style:square;mso-wrap-distance-left:0;mso-wrap-distance-top:0;mso-wrap-distance-right:0;mso-wrap-distance-bottom:0;mso-position-horizontal:absolute;mso-position-horizontal-relative:page;mso-position-vertical:absolute;mso-position-vertical-relative:page;v-text-anchor:top" coordsize="7164705,9448800" o:gfxdata="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" path="m7164311,r-7620,l7156691,18288r,9424416l6083,9442704r,-9424416l7146023,18288r10668,l7156691,r-10668,l,,,9448800r7156691,l7162800,9448800r,-6096l7162800,18288r1511,l7164311,xe" fillcolor="black" stroked="f">
                 <v:path arrowok="t"/>
                 <w10:wrap anchorx="page" anchory="page"/>
               </v:shape>
@@ -19404,7 +19499,7 @@
           </mc:Choice>
           <mc:Fallback>
             <w:pict>
-              <v:shape w14:anchorId="2B1E26B0" id="Graphic 118" o:spid="_x0000_s1026" style="position:absolute;margin-left:24pt;margin-top:24pt;width:564.15pt;height:744pt;z-index:-16884736;visibility:visible;mso-wrap-style:square;mso-wrap-distance-left:0;mso-wrap-distance-top:0;mso-wrap-distance-right:0;mso-wrap-distance-bottom:0;mso-position-horizontal:absolute;mso-position-horizontal-relative:page;mso-position-vertical:absolute;mso-position-vertical-relative:page;v-text-anchor:top" coordsize="7164705,9448800" o:gfxdata="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" path="m7164311,r-7620,l7156691,9432049r,10655l6083,9442704r,-10655l18275,9432049r,-9413761l7146023,18288r13,9413761l7156691,9432049,7156691,r-10668,l,,,9448800r7156691,l7162800,9448800r,-6096l7162800,9432049r1511,l7164311,18288r,-18288xe" fillcolor="black" stroked="f">
+              <v:shape w14:anchorId="0FF35ED6" id="Graphic 118" o:spid="_x0000_s1026" style="position:absolute;margin-left:24pt;margin-top:24pt;width:564.15pt;height:744pt;z-index:-16884736;visibility:visible;mso-wrap-style:square;mso-wrap-distance-left:0;mso-wrap-distance-top:0;mso-wrap-distance-right:0;mso-wrap-distance-bottom:0;mso-position-horizontal:absolute;mso-position-horizontal-relative:page;mso-position-vertical:absolute;mso-position-vertical-relative:page;v-text-anchor:top" coordsize="7164705,9448800" o:gfxdata="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" path="m7164311,r-7620,l7156691,9432049r,10655l6083,9442704r,-10655l18275,9432049r,-9413761l7146023,18288r13,9413761l7156691,9432049,7156691,r-10668,l,,,9448800r7156691,l7162800,9448800r,-6096l7162800,9432049r1511,l7164311,18288r,-18288xe" fillcolor="black" stroked="f">
                 <v:path arrowok="t"/>
                 <w10:wrap anchorx="page" anchory="page"/>
               </v:shape>
@@ -19960,7 +20055,7 @@
           </mc:Choice>
           <mc:Fallback>
             <w:pict>
-              <v:shape w14:anchorId="56FF683B" id="Graphic 128" o:spid="_x0000_s1026" style="position:absolute;margin-left:24pt;margin-top:24pt;width:564.15pt;height:744pt;z-index:-16879616;visibility:visible;mso-wrap-style:square;mso-wrap-distance-left:0;mso-wrap-distance-top:0;mso-wrap-distance-right:0;mso-wrap-distance-bottom:0;mso-position-horizontal:absolute;mso-position-horizontal-relative:page;mso-position-vertical:absolute;mso-position-vertical-relative:page;v-text-anchor:top" coordsize="7164705,9448800" o:gfxdata="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" path="m7164311,r-7620,l7156691,9432049r,10655l6083,9442704r,-10655l18275,9432049r,-9413761l7146023,18288r13,9413761l7156691,9432049,7156691,r-10668,l,,,9448800r7156691,l7162800,9448800r,-6096l7162800,9432049r1511,l7164311,18288r,-18288xe" fillcolor="black" stroked="f">
+              <v:shape w14:anchorId="264BDA0A" id="Graphic 128" o:spid="_x0000_s1026" style="position:absolute;margin-left:24pt;margin-top:24pt;width:564.15pt;height:744pt;z-index:-16879616;visibility:visible;mso-wrap-style:square;mso-wrap-distance-left:0;mso-wrap-distance-top:0;mso-wrap-distance-right:0;mso-wrap-distance-bottom:0;mso-position-horizontal:absolute;mso-position-horizontal-relative:page;mso-position-vertical:absolute;mso-position-vertical-relative:page;v-text-anchor:top" coordsize="7164705,9448800" o:gfxdata="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" path="m7164311,r-7620,l7156691,9432049r,10655l6083,9442704r,-10655l18275,9432049r,-9413761l7146023,18288r13,9413761l7156691,9432049,7156691,r-10668,l,,,9448800r7156691,l7162800,9448800r,-6096l7162800,9432049r1511,l7164311,18288r,-18288xe" fillcolor="black" stroked="f">
                 <v:path arrowok="t"/>
                 <w10:wrap anchorx="page" anchory="page"/>
               </v:shape>
@@ -20613,7 +20708,7 @@
           </mc:Choice>
           <mc:Fallback>
             <w:pict>
-              <v:shape w14:anchorId="41BFCC17" id="Graphic 129" o:spid="_x0000_s1026" style="position:absolute;margin-left:24pt;margin-top:24pt;width:564.15pt;height:744pt;z-index:-16879104;visibility:visible;mso-wrap-style:square;mso-wrap-distance-left:0;mso-wrap-distance-top:0;mso-wrap-distance-right:0;mso-wrap-distance-bottom:0;mso-position-horizontal:absolute;mso-position-horizontal-relative:page;mso-position-vertical:absolute;mso-position-vertical-relative:page;v-text-anchor:top" coordsize="7164705,9448800" o:gfxdata="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" path="m7164311,r-7620,l7156691,18288r,9424416l6083,9442704r,-9424416l7146023,18288r10668,l7156691,r-10668,l,,,9448800r7156691,l7162800,9448800r,-6096l7162800,18288r1511,l7164311,xe" fillcolor="black" stroked="f">
+              <v:shape w14:anchorId="63587712" id="Graphic 129" o:spid="_x0000_s1026" style="position:absolute;margin-left:24pt;margin-top:24pt;width:564.15pt;height:744pt;z-index:-16879104;visibility:visible;mso-wrap-style:square;mso-wrap-distance-left:0;mso-wrap-distance-top:0;mso-wrap-distance-right:0;mso-wrap-distance-bottom:0;mso-position-horizontal:absolute;mso-position-horizontal-relative:page;mso-position-vertical:absolute;mso-position-vertical-relative:page;v-text-anchor:top" coordsize="7164705,9448800" o:gfxdata="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" path="m7164311,r-7620,l7156691,18288r,9424416l6083,9442704r,-9424416l7146023,18288r10668,l7156691,r-10668,l,,,9448800r7156691,l7162800,9448800r,-6096l7162800,18288r1511,l7164311,xe" fillcolor="black" stroked="f">
                 <v:path arrowok="t"/>
                 <w10:wrap anchorx="page" anchory="page"/>
               </v:shape>
@@ -20966,7 +21061,7 @@
           </mc:Choice>
           <mc:Fallback>
             <w:pict>
-              <v:shape w14:anchorId="77A7F326" id="Graphic 130" o:spid="_x0000_s1026" style="position:absolute;margin-left:24pt;margin-top:24pt;width:564.15pt;height:744pt;z-index:-16878592;visibility:visible;mso-wrap-style:square;mso-wrap-distance-left:0;mso-wrap-distance-top:0;mso-wrap-distance-right:0;mso-wrap-distance-bottom:0;mso-position-horizontal:absolute;mso-position-horizontal-relative:page;mso-position-vertical:absolute;mso-position-vertical-relative:page;v-text-anchor:top" coordsize="7164705,9448800" o:gfxdata="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" path="m7164311,r-7620,l7156691,18288r,9424416l6083,9442704r,-9424416l7146023,18288r10668,l7156691,r-10668,l,,,9448800r7156691,l7162800,9448800r,-6096l7162800,18288r1511,l7164311,xe" fillcolor="black" stroked="f">
+              <v:shape w14:anchorId="24C8E0E2" id="Graphic 130" o:spid="_x0000_s1026" style="position:absolute;margin-left:24pt;margin-top:24pt;width:564.15pt;height:744pt;z-index:-16878592;visibility:visible;mso-wrap-style:square;mso-wrap-distance-left:0;mso-wrap-distance-top:0;mso-wrap-distance-right:0;mso-wrap-distance-bottom:0;mso-position-horizontal:absolute;mso-position-horizontal-relative:page;mso-position-vertical:absolute;mso-position-vertical-relative:page;v-text-anchor:top" coordsize="7164705,9448800" o:gfxdata="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" path="m7164311,r-7620,l7156691,18288r,9424416l6083,9442704r,-9424416l7146023,18288r10668,l7156691,r-10668,l,,,9448800r7156691,l7162800,9448800r,-6096l7162800,18288r1511,l7164311,xe" fillcolor="black" stroked="f">
                 <v:path arrowok="t"/>
                 <w10:wrap anchorx="page" anchory="page"/>
               </v:shape>
@@ -21750,7 +21845,7 @@
           </mc:Choice>
           <mc:Fallback>
             <w:pict>
-              <v:shape w14:anchorId="2D919800" id="Graphic 131" o:spid="_x0000_s1026" style="position:absolute;margin-left:24pt;margin-top:24pt;width:564.15pt;height:744pt;z-index:-16878080;visibility:visible;mso-wrap-style:square;mso-wrap-distance-left:0;mso-wrap-distance-top:0;mso-wrap-distance-right:0;mso-wrap-distance-bottom:0;mso-position-horizontal:absolute;mso-position-horizontal-relative:page;mso-position-vertical:absolute;mso-position-vertical-relative:page;v-text-anchor:top" coordsize="7164705,9448800" o:gfxdata="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" path="m7164311,r-7620,l7156691,9432049r,10655l6083,9442704r,-10655l18275,9432049r,-9413761l7146023,18288r13,9413761l7156691,9432049,7156691,r-10668,l,,,9448800r7156691,l7162800,9448800r,-6096l7162800,9432049r1511,l7164311,18288r,-18288xe" fillcolor="black" stroked="f">
+              <v:shape w14:anchorId="2B469999" id="Graphic 131" o:spid="_x0000_s1026" style="position:absolute;margin-left:24pt;margin-top:24pt;width:564.15pt;height:744pt;z-index:-16878080;visibility:visible;mso-wrap-style:square;mso-wrap-distance-left:0;mso-wrap-distance-top:0;mso-wrap-distance-right:0;mso-wrap-distance-bottom:0;mso-position-horizontal:absolute;mso-position-horizontal-relative:page;mso-position-vertical:absolute;mso-position-vertical-relative:page;v-text-anchor:top" coordsize="7164705,9448800" o:gfxdata="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" path="m7164311,r-7620,l7156691,9432049r,10655l6083,9442704r,-10655l18275,9432049r,-9413761l7146023,18288r13,9413761l7156691,9432049,7156691,r-10668,l,,,9448800r7156691,l7162800,9448800r,-6096l7162800,9432049r1511,l7164311,18288r,-18288xe" fillcolor="black" stroked="f">
                 <v:path arrowok="t"/>
                 <w10:wrap anchorx="page" anchory="page"/>
               </v:shape>
@@ -21823,7 +21918,7 @@
         </w:rPr>
         <w:t xml:space="preserve"> Official Casita Website. Retrieved from </w:t>
       </w:r>
-      <w:hyperlink r:id="rId20" w:tgtFrame="_new" w:history="1">
+      <w:hyperlink r:id="rId21" w:tgtFrame="_new" w:history="1">
         <w:r>
           <w:rPr>
             <w:rStyle w:val="Hyperlink"/>
@@ -21870,7 +21965,7 @@
           <w:szCs w:val="26"/>
         </w:rPr>
       </w:pPr>
-      <w:hyperlink r:id="rId21" w:history="1">
+      <w:hyperlink r:id="rId22" w:history="1">
         <w:r>
           <w:rPr>
             <w:rStyle w:val="Hyperlink"/>
@@ -21893,7 +21988,7 @@
           <w:szCs w:val="26"/>
         </w:rPr>
       </w:pPr>
-      <w:hyperlink r:id="rId22" w:history="1">
+      <w:hyperlink r:id="rId23" w:history="1">
         <w:r>
           <w:rPr>
             <w:rStyle w:val="Hyperlink"/>
@@ -24720,7 +24815,6 @@
   <w:style w:type="character" w:default="1" w:styleId="DefaultParagraphFont">
     <w:name w:val="Default Paragraph Font"/>
     <w:uiPriority w:val="1"/>
-    <w:semiHidden/>
     <w:unhideWhenUsed/>
   </w:style>
   <w:style w:type="table" w:default="1" w:styleId="TableNormal">
